--- a/revision_joiv_20261012/03_reproductibilite/completion/final/JOIV_revised_manuscript.docx
+++ b/revision_joiv_20261012/03_reproductibilite/completion/final/JOIV_revised_manuscript.docx
@@ -14463,7 +14463,7 @@
         <w:jc w:val="both"/>
       </w:pPr>
       <w:r>
-        <w:t>The replication package provides scripts, derived results, parameters, source metadata, checksums, and reproduction instructions. The original v1.0.0 archive (https://doi.org/10.5281/zenodo.22287394) predates these revisions. The repository is https://github.com/Nehemy29/rdc-hubs-urbains-optimisation-spatiale. The consolidated 12 October 2026 package also contains the forty-route inputs, 160 computed scenario rows, source-status audit and reproducible routing-comparison code. A new public repository release and archive citation remain required; no new DOI is claimed here. Large raw third-party datasets are reacquired from their producers under documented terms. The small OSM ferry extract and OSM-derived diagnostic paths are supplied with ODbL attribution; protected-area and satellite reference geometries are not redistributed.</w:t>
+        <w:t>The replication package is archived as version v2.0.0 on Zenodo (https://doi.org/10.5281/zenodo.23389655), published on 15 October 2026 from GitHub commit 8a4a186. It provides scripts, derived results, parameters, source metadata, checksums and reproduction instructions, including the forty-route inputs and 160 computed scenario rows. The repository is https://github.com/Nehemy29/rdc-urban-hubs-spatial-optimization. The original v1.0.0 archive (https://doi.org/10.5281/zenodo.22287395) predates these revisions; https://doi.org/10.5281/zenodo.22287394 identifies all versions. The present submission files add this archive citation after publication; the archived v2.0.0 calculation files and tag remain unchanged. Large raw third-party datasets are reacquired from their producers under documented terms. The small OSM ferry extract and OSM-derived diagnostic paths are supplied with ODbL attribution; protected-area and satellite reference geometries are not redistributed.</w:t>
       </w:r>
     </w:p>
     <w:p>
